--- a/Tatitra-Fankatoavana-TeSI-2026-2027.docx
+++ b/Tatitra-Fankatoavana-TeSI-2026-2027.docx
@@ -11,20 +11,22 @@
         <w:rPr>
           <w:rFonts w:ascii="Times New Roman" w:hAnsi="Times New Roman" w:eastAsia="Times New Roman" w:cs="Times New Roman"/>
           <w:b/>
-          <w:sz w:val="18"/>
+          <w:i w:val="0"/>
+          <w:sz w:val="22"/>
         </w:rPr>
         <w:t>FIKAMBANANA FARIMBON’EZAKA HO FAHOMBIAZAN’NY FANABEAZANA ENY IFOTONY (FEFFI)</w:t>
       </w:r>
     </w:p>
     <w:p>
       <w:pPr>
-        <w:spacing w:before="80" w:after="0"/>
+        <w:spacing w:before="120" w:after="0"/>
       </w:pPr>
       <w:r>
         <w:rPr>
           <w:rFonts w:ascii="Times New Roman" w:hAnsi="Times New Roman" w:eastAsia="Times New Roman" w:cs="Times New Roman"/>
           <w:b/>
-          <w:sz w:val="18"/>
+          <w:i w:val="0"/>
+          <w:sz w:val="24"/>
         </w:rPr>
         <w:t>DREN : ALAOTRA MANGORO</w:t>
       </w:r>
@@ -37,7 +39,8 @@
         <w:rPr>
           <w:rFonts w:ascii="Times New Roman" w:hAnsi="Times New Roman" w:eastAsia="Times New Roman" w:cs="Times New Roman"/>
           <w:b/>
-          <w:sz w:val="18"/>
+          <w:i w:val="0"/>
+          <w:sz w:val="24"/>
         </w:rPr>
         <w:t>CISCO : ANOSIBE AN’ALA</w:t>
       </w:r>
@@ -50,7 +53,8 @@
         <w:rPr>
           <w:rFonts w:ascii="Times New Roman" w:hAnsi="Times New Roman" w:eastAsia="Times New Roman" w:cs="Times New Roman"/>
           <w:b w:val="0"/>
-          <w:sz w:val="18"/>
+          <w:i w:val="0"/>
+          <w:sz w:val="24"/>
         </w:rPr>
         <w:t>KAOMININA : TRATRAMARINA</w:t>
       </w:r>
@@ -63,7 +67,8 @@
         <w:rPr>
           <w:rFonts w:ascii="Times New Roman" w:hAnsi="Times New Roman" w:eastAsia="Times New Roman" w:cs="Times New Roman"/>
           <w:b w:val="0"/>
-          <w:sz w:val="18"/>
+          <w:i w:val="0"/>
+          <w:sz w:val="24"/>
         </w:rPr>
         <w:t>ZAP : TRATRAMARINA</w:t>
       </w:r>
@@ -76,7 +81,8 @@
         <w:rPr>
           <w:rFonts w:ascii="Times New Roman" w:hAnsi="Times New Roman" w:eastAsia="Times New Roman" w:cs="Times New Roman"/>
           <w:b w:val="0"/>
-          <w:sz w:val="18"/>
+          <w:i w:val="0"/>
+          <w:sz w:val="24"/>
         </w:rPr>
         <w:t>FOKONTANY : TRATRAMARINA</w:t>
       </w:r>
@@ -89,7 +95,8 @@
         <w:rPr>
           <w:rFonts w:ascii="Times New Roman" w:hAnsi="Times New Roman" w:eastAsia="Times New Roman" w:cs="Times New Roman"/>
           <w:b w:val="0"/>
-          <w:sz w:val="18"/>
+          <w:i w:val="0"/>
+          <w:sz w:val="24"/>
         </w:rPr>
         <w:t>SEKOLY : EPP ANDRANOMAFANA</w:t>
       </w:r>
@@ -102,7 +109,8 @@
         <w:rPr>
           <w:rFonts w:ascii="Times New Roman" w:hAnsi="Times New Roman" w:eastAsia="Times New Roman" w:cs="Times New Roman"/>
           <w:b w:val="0"/>
-          <w:sz w:val="18"/>
+          <w:i w:val="0"/>
+          <w:sz w:val="24"/>
         </w:rPr>
         <w:t>MARIPANGO : 506 090 012</w:t>
       </w:r>
@@ -115,20 +123,22 @@
         <w:rPr>
           <w:rFonts w:ascii="Times New Roman" w:hAnsi="Times New Roman" w:eastAsia="Times New Roman" w:cs="Times New Roman"/>
           <w:b/>
-          <w:sz w:val="18"/>
+          <w:i w:val="0"/>
+          <w:sz w:val="24"/>
         </w:rPr>
         <w:t>ANARAN’NY FIKAMBANANA : FEFFI ANDRANOMAFANA</w:t>
       </w:r>
     </w:p>
     <w:p>
       <w:pPr>
-        <w:spacing w:before="240" w:after="0"/>
+        <w:spacing w:before="280" w:after="0"/>
         <w:jc w:val="center"/>
       </w:pPr>
       <w:r>
         <w:rPr>
           <w:rFonts w:ascii="Times New Roman" w:hAnsi="Times New Roman" w:eastAsia="Times New Roman" w:cs="Times New Roman"/>
           <w:b/>
+          <w:i w:val="0"/>
           <w:sz w:val="28"/>
         </w:rPr>
         <w:t>TATITRA MOMBA NY FIVORIAMBE</w:t>
@@ -143,50 +153,66 @@
         <w:rPr>
           <w:rFonts w:ascii="Times New Roman" w:hAnsi="Times New Roman" w:eastAsia="Times New Roman" w:cs="Times New Roman"/>
           <w:b/>
-          <w:sz w:val="24"/>
+          <w:i w:val="0"/>
+          <w:sz w:val="26"/>
         </w:rPr>
         <w:t>FANKATOAVANA NY TETIKASAN-TSEKOLY (TeSI)</w:t>
       </w:r>
     </w:p>
     <w:p>
       <w:pPr>
-        <w:spacing w:before="160" w:after="0"/>
-        <w:jc w:val="center"/>
+        <w:spacing w:before="200" w:after="0"/>
       </w:pPr>
       <w:r>
         <w:rPr>
           <w:rFonts w:ascii="Times New Roman" w:hAnsi="Times New Roman" w:eastAsia="Times New Roman" w:cs="Times New Roman"/>
           <w:b w:val="0"/>
-          <w:sz w:val="20"/>
+          <w:i w:val="0"/>
+          <w:sz w:val="24"/>
         </w:rPr>
-        <w:t>Daty : 04 / 09 / 2026          Ora : 09 : 00</w:t>
+        <w:t>Daty : 04 / 09 / 2026                              Ora : 09 : 00</w:t>
       </w:r>
     </w:p>
     <w:p>
       <w:pPr>
         <w:spacing w:before="80" w:after="0"/>
-        <w:jc w:val="center"/>
       </w:pPr>
       <w:r>
         <w:rPr>
           <w:rFonts w:ascii="Times New Roman" w:hAnsi="Times New Roman" w:eastAsia="Times New Roman" w:cs="Times New Roman"/>
           <w:b/>
-          <w:sz w:val="20"/>
+          <w:i w:val="0"/>
+          <w:sz w:val="24"/>
         </w:rPr>
         <w:t>ISAN’NY MPIVORY : 30</w:t>
       </w:r>
     </w:p>
     <w:p>
       <w:pPr>
-        <w:spacing w:before="120" w:after="0"/>
+        <w:spacing w:before="80" w:after="0"/>
       </w:pPr>
       <w:r>
         <w:rPr>
           <w:rFonts w:ascii="Times New Roman" w:hAnsi="Times New Roman" w:eastAsia="Times New Roman" w:cs="Times New Roman"/>
           <w:b w:val="0"/>
-          <w:sz w:val="18"/>
+          <w:i w:val="0"/>
+          <w:sz w:val="24"/>
         </w:rPr>
-        <w:t>SOKAJY VOASOLOTENA : Fankatoavana ny Tetikasan-tsekoly Ifanekena (TeSI) taom-pianarana 2026-2027</w:t>
+        <w:t>SOKAJY VOASOLOTENA : Fankatoavana ny Tetikasan-tsekoly Ifanekena (TeSI)</w:t>
+      </w:r>
+    </w:p>
+    <w:p>
+      <w:pPr>
+        <w:spacing w:before="80" w:after="0"/>
+      </w:pPr>
+      <w:r>
+        <w:rPr>
+          <w:rFonts w:ascii="Times New Roman" w:hAnsi="Times New Roman" w:eastAsia="Times New Roman" w:cs="Times New Roman"/>
+          <w:b w:val="0"/>
+          <w:i w:val="0"/>
+          <w:sz w:val="24"/>
+        </w:rPr>
+        <w:t>taom-pianarana 2026-2027</w:t>
       </w:r>
     </w:p>
     <w:p>
@@ -197,7 +223,8 @@
         <w:rPr>
           <w:rFonts w:ascii="Times New Roman" w:hAnsi="Times New Roman" w:eastAsia="Times New Roman" w:cs="Times New Roman"/>
           <w:b/>
-          <w:sz w:val="18"/>
+          <w:i w:val="0"/>
+          <w:sz w:val="24"/>
         </w:rPr>
         <w:t>LAHADINIKA : Fankatoavana ireo lahasa ao anatin’ny DRAFITRASAN-TSEKOLY (TeSI)</w:t>
       </w:r>
@@ -209,23 +236,28 @@
         <w:tblLook w:firstColumn="1" w:firstRow="1" w:lastColumn="0" w:lastRow="0" w:noHBand="0" w:noVBand="1" w:val="04A0"/>
       </w:tblPr>
       <w:tblGrid>
-        <w:gridCol w:w="2636"/>
-        <w:gridCol w:w="2636"/>
-        <w:gridCol w:w="2636"/>
-        <w:gridCol w:w="2636"/>
+        <w:gridCol w:w="2551"/>
+        <w:gridCol w:w="2551"/>
+        <w:gridCol w:w="2551"/>
+        <w:gridCol w:w="2551"/>
       </w:tblGrid>
       <w:tr>
         <w:tc>
           <w:tcPr>
-            <w:tcW w:type="dxa" w:w="2636"/>
+            <w:tcW w:type="dxa" w:w="600"/>
             <w:vAlign w:val="center"/>
             <w:tcMar>
-              <w:top w:w="40" w:type="dxa"/>
-              <w:bottom w:w="40" w:type="dxa"/>
+              <w:top w:w="30" w:type="dxa"/>
+              <w:bottom w:w="30" w:type="dxa"/>
               <w:left w:w="40" w:type="dxa"/>
               <w:right w:w="40" w:type="dxa"/>
             </w:tcMar>
-            <w:shd w:fill="1F4E79" w:val="clear"/>
+            <w:tcBorders>
+              <w:top w:val="single" w:sz="4" w:space="0" w:color="000000"/>
+              <w:left w:val="single" w:sz="4" w:space="0" w:color="000000"/>
+              <w:bottom w:val="single" w:sz="4" w:space="0" w:color="000000"/>
+              <w:right w:val="single" w:sz="4" w:space="0" w:color="000000"/>
+            </w:tcBorders>
           </w:tcPr>
           <w:p>
             <w:pPr>
@@ -236,8 +268,8 @@
               <w:rPr>
                 <w:rFonts w:ascii="Times New Roman" w:hAnsi="Times New Roman" w:eastAsia="Times New Roman" w:cs="Times New Roman"/>
                 <w:b/>
-                <w:color w:val="FFFFFF"/>
-                <w:sz w:val="16"/>
+                <w:i w:val="0"/>
+                <w:sz w:val="22"/>
               </w:rPr>
               <w:t>N°</w:t>
             </w:r>
@@ -245,15 +277,20 @@
         </w:tc>
         <w:tc>
           <w:tcPr>
-            <w:tcW w:type="dxa" w:w="2636"/>
+            <w:tcW w:type="dxa" w:w="2800"/>
             <w:vAlign w:val="center"/>
             <w:tcMar>
-              <w:top w:w="40" w:type="dxa"/>
-              <w:bottom w:w="40" w:type="dxa"/>
+              <w:top w:w="30" w:type="dxa"/>
+              <w:bottom w:w="30" w:type="dxa"/>
               <w:left w:w="40" w:type="dxa"/>
               <w:right w:w="40" w:type="dxa"/>
             </w:tcMar>
-            <w:shd w:fill="1F4E79" w:val="clear"/>
+            <w:tcBorders>
+              <w:top w:val="single" w:sz="4" w:space="0" w:color="000000"/>
+              <w:left w:val="single" w:sz="4" w:space="0" w:color="000000"/>
+              <w:bottom w:val="single" w:sz="4" w:space="0" w:color="000000"/>
+              <w:right w:val="single" w:sz="4" w:space="0" w:color="000000"/>
+            </w:tcBorders>
           </w:tcPr>
           <w:p>
             <w:pPr>
@@ -264,8 +301,8 @@
               <w:rPr>
                 <w:rFonts w:ascii="Times New Roman" w:hAnsi="Times New Roman" w:eastAsia="Times New Roman" w:cs="Times New Roman"/>
                 <w:b/>
-                <w:color w:val="FFFFFF"/>
-                <w:sz w:val="16"/>
+                <w:i w:val="0"/>
+                <w:sz w:val="22"/>
               </w:rPr>
               <w:t>ZAVATRA NODINIHINA</w:t>
             </w:r>
@@ -273,15 +310,20 @@
         </w:tc>
         <w:tc>
           <w:tcPr>
-            <w:tcW w:type="dxa" w:w="2636"/>
+            <w:tcW w:type="dxa" w:w="4200"/>
             <w:vAlign w:val="center"/>
             <w:tcMar>
-              <w:top w:w="40" w:type="dxa"/>
-              <w:bottom w:w="40" w:type="dxa"/>
+              <w:top w:w="30" w:type="dxa"/>
+              <w:bottom w:w="30" w:type="dxa"/>
               <w:left w:w="40" w:type="dxa"/>
               <w:right w:w="40" w:type="dxa"/>
             </w:tcMar>
-            <w:shd w:fill="1F4E79" w:val="clear"/>
+            <w:tcBorders>
+              <w:top w:val="single" w:sz="4" w:space="0" w:color="000000"/>
+              <w:left w:val="single" w:sz="4" w:space="0" w:color="000000"/>
+              <w:bottom w:val="single" w:sz="4" w:space="0" w:color="000000"/>
+              <w:right w:val="single" w:sz="4" w:space="0" w:color="000000"/>
+            </w:tcBorders>
           </w:tcPr>
           <w:p>
             <w:pPr>
@@ -292,8 +334,8 @@
               <w:rPr>
                 <w:rFonts w:ascii="Times New Roman" w:hAnsi="Times New Roman" w:eastAsia="Times New Roman" w:cs="Times New Roman"/>
                 <w:b/>
-                <w:color w:val="FFFFFF"/>
-                <w:sz w:val="16"/>
+                <w:i w:val="0"/>
+                <w:sz w:val="22"/>
               </w:rPr>
               <w:t>FANAPAHAN-KEVITRA</w:t>
             </w:r>
@@ -301,15 +343,20 @@
         </w:tc>
         <w:tc>
           <w:tcPr>
-            <w:tcW w:type="dxa" w:w="2636"/>
+            <w:tcW w:type="dxa" w:w="1800"/>
             <w:vAlign w:val="center"/>
             <w:tcMar>
-              <w:top w:w="40" w:type="dxa"/>
-              <w:bottom w:w="40" w:type="dxa"/>
+              <w:top w:w="30" w:type="dxa"/>
+              <w:bottom w:w="30" w:type="dxa"/>
               <w:left w:w="40" w:type="dxa"/>
               <w:right w:w="40" w:type="dxa"/>
             </w:tcMar>
-            <w:shd w:fill="1F4E79" w:val="clear"/>
+            <w:tcBorders>
+              <w:top w:val="single" w:sz="4" w:space="0" w:color="000000"/>
+              <w:left w:val="single" w:sz="4" w:space="0" w:color="000000"/>
+              <w:bottom w:val="single" w:sz="4" w:space="0" w:color="000000"/>
+              <w:right w:val="single" w:sz="4" w:space="0" w:color="000000"/>
+            </w:tcBorders>
           </w:tcPr>
           <w:p>
             <w:pPr>
@@ -320,8 +367,8 @@
               <w:rPr>
                 <w:rFonts w:ascii="Times New Roman" w:hAnsi="Times New Roman" w:eastAsia="Times New Roman" w:cs="Times New Roman"/>
                 <w:b/>
-                <w:color w:val="FFFFFF"/>
-                <w:sz w:val="16"/>
+                <w:i w:val="0"/>
+                <w:sz w:val="22"/>
               </w:rPr>
               <w:t>FANAMARIHANA</w:t>
             </w:r>
@@ -331,14 +378,21 @@
       <w:tr>
         <w:tc>
           <w:tcPr>
-            <w:tcW w:type="dxa" w:w="2636"/>
+            <w:tcW w:type="dxa" w:w="600"/>
             <w:vAlign w:val="center"/>
             <w:tcMar>
-              <w:top w:w="40" w:type="dxa"/>
-              <w:bottom w:w="40" w:type="dxa"/>
+              <w:top w:w="30" w:type="dxa"/>
+              <w:bottom w:w="30" w:type="dxa"/>
               <w:left w:w="40" w:type="dxa"/>
               <w:right w:w="40" w:type="dxa"/>
             </w:tcMar>
+            <w:vMerge w:val="restart"/>
+            <w:tcBorders>
+              <w:top w:val="single" w:sz="4" w:space="0" w:color="000000"/>
+              <w:left w:val="single" w:sz="4" w:space="0" w:color="000000"/>
+              <w:bottom w:val="single" w:sz="4" w:space="0" w:color="000000"/>
+              <w:right w:val="single" w:sz="4" w:space="0" w:color="000000"/>
+            </w:tcBorders>
           </w:tcPr>
           <w:p>
             <w:pPr>
@@ -349,7 +403,8 @@
               <w:rPr>
                 <w:rFonts w:ascii="Times New Roman" w:hAnsi="Times New Roman" w:eastAsia="Times New Roman" w:cs="Times New Roman"/>
                 <w:b/>
-                <w:sz w:val="18"/>
+                <w:i w:val="0"/>
+                <w:sz w:val="24"/>
               </w:rPr>
               <w:t>1</w:t>
             </w:r>
@@ -357,14 +412,21 @@
         </w:tc>
         <w:tc>
           <w:tcPr>
-            <w:tcW w:type="dxa" w:w="2636"/>
+            <w:tcW w:type="dxa" w:w="2800"/>
             <w:vAlign w:val="center"/>
             <w:tcMar>
-              <w:top w:w="40" w:type="dxa"/>
-              <w:bottom w:w="40" w:type="dxa"/>
+              <w:top w:w="30" w:type="dxa"/>
+              <w:bottom w:w="30" w:type="dxa"/>
               <w:left w:w="40" w:type="dxa"/>
               <w:right w:w="40" w:type="dxa"/>
             </w:tcMar>
+            <w:vMerge w:val="restart"/>
+            <w:tcBorders>
+              <w:top w:val="single" w:sz="4" w:space="0" w:color="000000"/>
+              <w:left w:val="single" w:sz="4" w:space="0" w:color="000000"/>
+              <w:bottom w:val="single" w:sz="4" w:space="0" w:color="000000"/>
+              <w:right w:val="single" w:sz="4" w:space="0" w:color="000000"/>
+            </w:tcBorders>
           </w:tcPr>
           <w:p>
             <w:pPr>
@@ -375,7 +437,8 @@
               <w:rPr>
                 <w:rFonts w:ascii="Times New Roman" w:hAnsi="Times New Roman" w:eastAsia="Times New Roman" w:cs="Times New Roman"/>
                 <w:b w:val="0"/>
-                <w:sz w:val="16"/>
+                <w:i w:val="0"/>
+                <w:sz w:val="22"/>
               </w:rPr>
               <w:t>Fankatoavana ireo lahasa ao anatin’ny DRAFITRASAN-TSEKOLY (TeSI)</w:t>
             </w:r>
@@ -383,14 +446,20 @@
         </w:tc>
         <w:tc>
           <w:tcPr>
-            <w:tcW w:type="dxa" w:w="2636"/>
+            <w:tcW w:type="dxa" w:w="4200"/>
             <w:vAlign w:val="center"/>
             <w:tcMar>
-              <w:top w:w="40" w:type="dxa"/>
-              <w:bottom w:w="40" w:type="dxa"/>
+              <w:top w:w="30" w:type="dxa"/>
+              <w:bottom w:w="30" w:type="dxa"/>
               <w:left w:w="40" w:type="dxa"/>
               <w:right w:w="40" w:type="dxa"/>
             </w:tcMar>
+            <w:tcBorders>
+              <w:top w:val="single" w:sz="4" w:space="0" w:color="000000"/>
+              <w:left w:val="single" w:sz="4" w:space="0" w:color="000000"/>
+              <w:bottom w:val="single" w:sz="4" w:space="0" w:color="000000"/>
+              <w:right w:val="single" w:sz="4" w:space="0" w:color="000000"/>
+            </w:tcBorders>
           </w:tcPr>
           <w:p>
             <w:pPr>
@@ -401,162 +470,30 @@
               <w:rPr>
                 <w:rFonts w:ascii="Times New Roman" w:hAnsi="Times New Roman" w:eastAsia="Times New Roman" w:cs="Times New Roman"/>
                 <w:b w:val="0"/>
-                <w:sz w:val="16"/>
+                <w:i w:val="0"/>
+                <w:sz w:val="22"/>
               </w:rPr>
-              <w:t>1 – Fankatoavana ireo lahasa ao anatin’ny FOTOANA IANARANA izay miisa 03</w:t>
-            </w:r>
-          </w:p>
-          <w:p>
-            <w:pPr>
-              <w:spacing w:before="0" w:after="0" w:line="240" w:lineRule="auto"/>
-            </w:pPr>
-            <w:r>
-              <w:rPr>
-                <w:rFonts w:ascii="Times New Roman" w:hAnsi="Times New Roman" w:eastAsia="Times New Roman" w:cs="Times New Roman"/>
-                <w:b w:val="0"/>
-                <w:sz w:val="16"/>
-              </w:rPr>
-            </w:r>
-          </w:p>
-          <w:p>
-            <w:pPr>
-              <w:spacing w:before="0" w:after="0" w:line="240" w:lineRule="auto"/>
-            </w:pPr>
-            <w:r>
-              <w:rPr>
-                <w:rFonts w:ascii="Times New Roman" w:hAnsi="Times New Roman" w:eastAsia="Times New Roman" w:cs="Times New Roman"/>
-                <w:b w:val="0"/>
-                <w:sz w:val="16"/>
-              </w:rPr>
-              <w:t>2 – Fankatoavana ireo lahasa ao anatin’ny TONTOLO IANARANA ANTSEKOLY / FITAOVANA izay miisa 02</w:t>
-            </w:r>
-          </w:p>
-          <w:p>
-            <w:pPr>
-              <w:spacing w:before="0" w:after="0" w:line="240" w:lineRule="auto"/>
-            </w:pPr>
-            <w:r>
-              <w:rPr>
-                <w:rFonts w:ascii="Times New Roman" w:hAnsi="Times New Roman" w:eastAsia="Times New Roman" w:cs="Times New Roman"/>
-                <w:b w:val="0"/>
-                <w:sz w:val="16"/>
-              </w:rPr>
-            </w:r>
-          </w:p>
-          <w:p>
-            <w:pPr>
-              <w:spacing w:before="0" w:after="0" w:line="240" w:lineRule="auto"/>
-            </w:pPr>
-            <w:r>
-              <w:rPr>
-                <w:rFonts w:ascii="Times New Roman" w:hAnsi="Times New Roman" w:eastAsia="Times New Roman" w:cs="Times New Roman"/>
-                <w:b w:val="0"/>
-                <w:sz w:val="16"/>
-              </w:rPr>
-              <w:t>3 – Fankatoavana ireo lahasa ao anatin’ny KALITAOM-PAMPIANARANA / FIANARANA izay miisa 04</w:t>
-            </w:r>
-          </w:p>
-          <w:p>
-            <w:pPr>
-              <w:spacing w:before="0" w:after="0" w:line="240" w:lineRule="auto"/>
-            </w:pPr>
-            <w:r>
-              <w:rPr>
-                <w:rFonts w:ascii="Times New Roman" w:hAnsi="Times New Roman" w:eastAsia="Times New Roman" w:cs="Times New Roman"/>
-                <w:b w:val="0"/>
-                <w:sz w:val="16"/>
-              </w:rPr>
-            </w:r>
-          </w:p>
-          <w:p>
-            <w:pPr>
-              <w:spacing w:before="0" w:after="0" w:line="240" w:lineRule="auto"/>
-            </w:pPr>
-            <w:r>
-              <w:rPr>
-                <w:rFonts w:ascii="Times New Roman" w:hAnsi="Times New Roman" w:eastAsia="Times New Roman" w:cs="Times New Roman"/>
-                <w:b w:val="0"/>
-                <w:sz w:val="16"/>
-              </w:rPr>
-              <w:t>4 – Fankatoavana ireo lahasa ao anatin’ny FAMPANDEHANANA NY FEFFI izay miisa 03</w:t>
+              <w:t>1 - Fankatoavana ireo lahasa ao anatin’ny FOTOANA IANARANA izay miisa …… 03</w:t>
             </w:r>
           </w:p>
         </w:tc>
         <w:tc>
           <w:tcPr>
-            <w:tcW w:type="dxa" w:w="2636"/>
+            <w:tcW w:type="dxa" w:w="1800"/>
+            <w:vMerge w:val="restart"/>
             <w:vAlign w:val="center"/>
             <w:tcMar>
-              <w:top w:w="40" w:type="dxa"/>
-              <w:bottom w:w="40" w:type="dxa"/>
+              <w:top w:w="30" w:type="dxa"/>
+              <w:bottom w:w="30" w:type="dxa"/>
               <w:left w:w="40" w:type="dxa"/>
               <w:right w:w="40" w:type="dxa"/>
             </w:tcMar>
-          </w:tcPr>
-          <w:p>
-            <w:pPr>
-              <w:spacing w:before="0" w:after="0" w:line="240" w:lineRule="auto"/>
-              <w:jc w:val="center"/>
-            </w:pPr>
-            <w:r>
-              <w:rPr>
-                <w:rFonts w:ascii="Times New Roman" w:hAnsi="Times New Roman" w:eastAsia="Times New Roman" w:cs="Times New Roman"/>
-                <w:b/>
-                <w:sz w:val="16"/>
-              </w:rPr>
-              <w:t>EKENA</w:t>
-            </w:r>
-          </w:p>
-          <w:p>
-            <w:pPr>
-              <w:spacing w:before="0" w:after="0" w:line="240" w:lineRule="auto"/>
-              <w:jc w:val="center"/>
-            </w:pPr>
-            <w:r>
-              <w:rPr>
-                <w:rFonts w:ascii="Times New Roman" w:hAnsi="Times New Roman" w:eastAsia="Times New Roman" w:cs="Times New Roman"/>
-                <w:b/>
-                <w:sz w:val="16"/>
-              </w:rPr>
-              <w:t>/</w:t>
-            </w:r>
-          </w:p>
-          <w:p>
-            <w:pPr>
-              <w:spacing w:before="0" w:after="0" w:line="240" w:lineRule="auto"/>
-              <w:jc w:val="center"/>
-            </w:pPr>
-            <w:r>
-              <w:rPr>
-                <w:rFonts w:ascii="Times New Roman" w:hAnsi="Times New Roman" w:eastAsia="Times New Roman" w:cs="Times New Roman"/>
-                <w:b/>
-                <w:sz w:val="16"/>
-              </w:rPr>
-              <w:t>VOASORATRA</w:t>
-            </w:r>
-          </w:p>
-        </w:tc>
-      </w:tr>
-      <w:tr>
-        <w:tc>
-          <w:tcPr>
-            <w:tcW w:type="dxa" w:w="10544"/>
-            <w:vAlign w:val="center"/>
-            <w:gridSpan w:val="4"/>
-            <w:tcMar>
-              <w:top w:w="40" w:type="dxa"/>
-              <w:bottom w:w="40" w:type="dxa"/>
-              <w:left w:w="40" w:type="dxa"/>
-              <w:right w:w="40" w:type="dxa"/>
-            </w:tcMar>
-            <w:vAlign w:val="center"/>
-            <w:tcMar>
-              <w:top w:w="40" w:type="dxa"/>
-              <w:bottom w:w="40" w:type="dxa"/>
-              <w:left w:w="40" w:type="dxa"/>
-              <w:right w:w="40" w:type="dxa"/>
-            </w:tcMar>
-            <w:shd w:fill="FFF2CC" w:val="clear"/>
+            <w:tcBorders>
+              <w:top w:val="single" w:sz="4" w:space="0" w:color="000000"/>
+              <w:left w:val="single" w:sz="4" w:space="0" w:color="000000"/>
+              <w:bottom w:val="single" w:sz="4" w:space="0" w:color="000000"/>
+              <w:right w:val="single" w:sz="4" w:space="0" w:color="000000"/>
+            </w:tcBorders>
           </w:tcPr>
           <w:p>
             <w:pPr>
@@ -567,68 +504,33 @@
               <w:rPr>
                 <w:rFonts w:ascii="Times New Roman" w:hAnsi="Times New Roman" w:eastAsia="Times New Roman" w:cs="Times New Roman"/>
                 <w:b w:val="0"/>
-                <w:sz w:val="16"/>
+                <w:i w:val="0"/>
+                <w:sz w:val="22"/>
               </w:rPr>
             </w:r>
             <w:r>
               <w:rPr>
                 <w:rFonts w:ascii="Times New Roman" w:hAnsi="Times New Roman" w:eastAsia="Times New Roman" w:cs="Times New Roman"/>
                 <w:b w:val="0"/>
-                <w:sz w:val="17"/>
+                <w:i w:val="0"/>
+                <w:sz w:val="22"/>
               </w:rPr>
-              <w:t>Totalin’ny lahasa voalahatra : 12  |  Lahasa avy amin’ny VOI : 07  |  Lahasa avy amin’ny Caisse École : 05</w:t>
             </w:r>
-          </w:p>
-          <w:p>
-            <w:pPr>
-              <w:spacing w:before="0" w:after="0" w:line="240" w:lineRule="auto"/>
-            </w:pPr>
             <w:r>
               <w:rPr>
                 <w:rFonts w:ascii="Times New Roman" w:hAnsi="Times New Roman" w:eastAsia="Times New Roman" w:cs="Times New Roman"/>
                 <w:b w:val="0"/>
-                <w:sz w:val="17"/>
+                <w:i w:val="0"/>
+                <w:sz w:val="22"/>
               </w:rPr>
-              <w:t>Tetibidy novinavinaina : 9 386 000 Ar</w:t>
             </w:r>
-          </w:p>
-          <w:p>
-            <w:pPr>
-              <w:spacing w:before="0" w:after="0" w:line="240" w:lineRule="auto"/>
-            </w:pPr>
             <w:r>
               <w:rPr>
                 <w:rFonts w:ascii="Times New Roman" w:hAnsi="Times New Roman" w:eastAsia="Times New Roman" w:cs="Times New Roman"/>
                 <w:b w:val="0"/>
-                <w:sz w:val="17"/>
+                <w:i w:val="0"/>
+                <w:sz w:val="22"/>
               </w:rPr>
-              <w:t xml:space="preserve">  – avy amin’ny Vondrompiarahamonina (VOI) : 7 895 000 Ar</w:t>
-            </w:r>
-          </w:p>
-          <w:p>
-            <w:pPr>
-              <w:spacing w:before="0" w:after="0" w:line="240" w:lineRule="auto"/>
-            </w:pPr>
-            <w:r>
-              <w:rPr>
-                <w:rFonts w:ascii="Times New Roman" w:hAnsi="Times New Roman" w:eastAsia="Times New Roman" w:cs="Times New Roman"/>
-                <w:b w:val="0"/>
-                <w:sz w:val="17"/>
-              </w:rPr>
-              <w:t xml:space="preserve">  – avy amin’ny « Caisse École » (RPI + FCE) : 1 491 000 Ar</w:t>
-            </w:r>
-          </w:p>
-          <w:p>
-            <w:pPr>
-              <w:spacing w:before="0" w:after="0" w:line="240" w:lineRule="auto"/>
-            </w:pPr>
-            <w:r>
-              <w:rPr>
-                <w:rFonts w:ascii="Times New Roman" w:hAnsi="Times New Roman" w:eastAsia="Times New Roman" w:cs="Times New Roman"/>
-                <w:b w:val="0"/>
-                <w:sz w:val="17"/>
-              </w:rPr>
-              <w:t>Ao anatin’ny lahasa « Fividianana fitaovana ho an’ny mpampianatra » : Programme d’études complet (6 sections) — 1 × 100 000 = 100 000 Ar (VOI).</w:t>
             </w:r>
           </w:p>
         </w:tc>
@@ -636,22 +538,15 @@
       <w:tr>
         <w:tc>
           <w:tcPr>
-            <w:tcW w:type="dxa" w:w="10544"/>
+            <w:tcW w:type="dxa" w:w="2551"/>
             <w:vAlign w:val="center"/>
-            <w:gridSpan w:val="4"/>
             <w:tcMar>
-              <w:top w:w="40" w:type="dxa"/>
-              <w:bottom w:w="40" w:type="dxa"/>
+              <w:top w:w="30" w:type="dxa"/>
+              <w:bottom w:w="30" w:type="dxa"/>
               <w:left w:w="40" w:type="dxa"/>
               <w:right w:w="40" w:type="dxa"/>
             </w:tcMar>
-            <w:vAlign w:val="center"/>
-            <w:tcMar>
-              <w:top w:w="40" w:type="dxa"/>
-              <w:bottom w:w="40" w:type="dxa"/>
-              <w:left w:w="40" w:type="dxa"/>
-              <w:right w:w="40" w:type="dxa"/>
-            </w:tcMar>
+            <w:vMerge/>
           </w:tcPr>
           <w:p>
             <w:pPr>
@@ -662,65 +557,23 @@
               <w:rPr>
                 <w:rFonts w:ascii="Times New Roman" w:hAnsi="Times New Roman" w:eastAsia="Times New Roman" w:cs="Times New Roman"/>
                 <w:b w:val="0"/>
-                <w:sz w:val="16"/>
+                <w:i w:val="0"/>
+                <w:sz w:val="24"/>
               </w:rPr>
-            </w:r>
-            <w:r>
-              <w:rPr>
-                <w:rFonts w:ascii="Times New Roman" w:hAnsi="Times New Roman" w:eastAsia="Times New Roman" w:cs="Times New Roman"/>
-                <w:b w:val="0"/>
-                <w:sz w:val="16"/>
-              </w:rPr>
-              <w:t>Fitambaran’ny isan’ny Mpampianatra novinavinain’ny VOI horaisina an-tanana : 04</w:t>
-            </w:r>
-          </w:p>
-          <w:p>
-            <w:pPr>
-              <w:spacing w:before="0" w:after="0" w:line="240" w:lineRule="auto"/>
-            </w:pPr>
-            <w:r>
-              <w:rPr>
-                <w:rFonts w:ascii="Times New Roman" w:hAnsi="Times New Roman" w:eastAsia="Times New Roman" w:cs="Times New Roman"/>
-                <w:b w:val="0"/>
-                <w:sz w:val="16"/>
-              </w:rPr>
-              <w:t>Totalin’ny Ora fanarenana voatokana : 108 Ora (T2, T3, T4, T5)</w:t>
-            </w:r>
-          </w:p>
-          <w:p>
-            <w:pPr>
-              <w:spacing w:before="0" w:after="0" w:line="240" w:lineRule="auto"/>
-            </w:pPr>
-            <w:r>
-              <w:rPr>
-                <w:rFonts w:ascii="Times New Roman" w:hAnsi="Times New Roman" w:eastAsia="Times New Roman" w:cs="Times New Roman"/>
-                <w:b w:val="0"/>
-                <w:sz w:val="16"/>
-              </w:rPr>
-              <w:t>Ankizy voailika niditra an-tsekoly : ……</w:t>
             </w:r>
           </w:p>
         </w:tc>
-      </w:tr>
-      <w:tr>
         <w:tc>
           <w:tcPr>
-            <w:tcW w:type="dxa" w:w="10544"/>
+            <w:tcW w:type="dxa" w:w="2551"/>
             <w:vAlign w:val="center"/>
-            <w:gridSpan w:val="4"/>
             <w:tcMar>
-              <w:top w:w="40" w:type="dxa"/>
-              <w:bottom w:w="40" w:type="dxa"/>
+              <w:top w:w="30" w:type="dxa"/>
+              <w:bottom w:w="30" w:type="dxa"/>
               <w:left w:w="40" w:type="dxa"/>
               <w:right w:w="40" w:type="dxa"/>
             </w:tcMar>
-            <w:vAlign w:val="center"/>
-            <w:tcMar>
-              <w:top w:w="40" w:type="dxa"/>
-              <w:bottom w:w="40" w:type="dxa"/>
-              <w:left w:w="40" w:type="dxa"/>
-              <w:right w:w="40" w:type="dxa"/>
-            </w:tcMar>
+            <w:vMerge/>
           </w:tcPr>
           <w:p>
             <w:pPr>
@@ -731,31 +584,354 @@
               <w:rPr>
                 <w:rFonts w:ascii="Times New Roman" w:hAnsi="Times New Roman" w:eastAsia="Times New Roman" w:cs="Times New Roman"/>
                 <w:b w:val="0"/>
-                <w:sz w:val="16"/>
+                <w:i w:val="0"/>
+                <w:sz w:val="22"/>
               </w:rPr>
             </w:r>
+          </w:p>
+        </w:tc>
+        <w:tc>
+          <w:tcPr>
+            <w:tcW w:type="dxa" w:w="4200"/>
+            <w:vAlign w:val="center"/>
+            <w:tcMar>
+              <w:top w:w="30" w:type="dxa"/>
+              <w:bottom w:w="30" w:type="dxa"/>
+              <w:left w:w="40" w:type="dxa"/>
+              <w:right w:w="40" w:type="dxa"/>
+            </w:tcMar>
+            <w:tcBorders>
+              <w:top w:val="single" w:sz="4" w:space="0" w:color="000000"/>
+              <w:left w:val="single" w:sz="4" w:space="0" w:color="000000"/>
+              <w:bottom w:val="single" w:sz="4" w:space="0" w:color="000000"/>
+              <w:right w:val="single" w:sz="4" w:space="0" w:color="000000"/>
+            </w:tcBorders>
+          </w:tcPr>
+          <w:p>
+            <w:pPr>
+              <w:spacing w:before="0" w:after="0" w:line="240" w:lineRule="auto"/>
+              <w:jc w:val="left"/>
+            </w:pPr>
             <w:r>
               <w:rPr>
                 <w:rFonts w:ascii="Times New Roman" w:hAnsi="Times New Roman" w:eastAsia="Times New Roman" w:cs="Times New Roman"/>
                 <w:b w:val="0"/>
-                <w:sz w:val="16"/>
+                <w:i w:val="0"/>
+                <w:sz w:val="22"/>
               </w:rPr>
-              <w:t>Ny fivoriambe dia nankatoavina ny TeSI taom-pianarana 2026-2027 ary nanome alalana ny BM FEFFI hanatanteraka ireo lahasa voalahatra araka ny tetibola voalaza etsy ambony.</w:t>
+              <w:t>2 - Fankatoavana ireo lahasa ao anatin’ny TONTOLO IANARANA ANTSEKOLY / FITAOVANA izay miisa …… 02</w:t>
             </w:r>
           </w:p>
+        </w:tc>
+        <w:tc>
+          <w:tcPr>
+            <w:tcW w:type="dxa" w:w="2551"/>
+            <w:vMerge/>
+          </w:tcPr>
+          <w:p/>
+        </w:tc>
+      </w:tr>
+      <w:tr>
+        <w:tc>
+          <w:tcPr>
+            <w:tcW w:type="dxa" w:w="2551"/>
+            <w:vAlign w:val="center"/>
+            <w:tcMar>
+              <w:top w:w="30" w:type="dxa"/>
+              <w:bottom w:w="30" w:type="dxa"/>
+              <w:left w:w="40" w:type="dxa"/>
+              <w:right w:w="40" w:type="dxa"/>
+            </w:tcMar>
+            <w:vMerge/>
+          </w:tcPr>
+          <w:p>
+            <w:pPr>
+              <w:spacing w:before="0" w:after="0" w:line="240" w:lineRule="auto"/>
+              <w:jc w:val="left"/>
+            </w:pPr>
+            <w:r>
+              <w:rPr>
+                <w:rFonts w:ascii="Times New Roman" w:hAnsi="Times New Roman" w:eastAsia="Times New Roman" w:cs="Times New Roman"/>
+                <w:b w:val="0"/>
+                <w:i w:val="0"/>
+                <w:sz w:val="24"/>
+              </w:rPr>
+            </w:r>
+          </w:p>
+        </w:tc>
+        <w:tc>
+          <w:tcPr>
+            <w:tcW w:type="dxa" w:w="2551"/>
+            <w:vAlign w:val="center"/>
+            <w:tcMar>
+              <w:top w:w="30" w:type="dxa"/>
+              <w:bottom w:w="30" w:type="dxa"/>
+              <w:left w:w="40" w:type="dxa"/>
+              <w:right w:w="40" w:type="dxa"/>
+            </w:tcMar>
+            <w:vMerge/>
+          </w:tcPr>
+          <w:p>
+            <w:pPr>
+              <w:spacing w:before="0" w:after="0" w:line="240" w:lineRule="auto"/>
+              <w:jc w:val="left"/>
+            </w:pPr>
+            <w:r>
+              <w:rPr>
+                <w:rFonts w:ascii="Times New Roman" w:hAnsi="Times New Roman" w:eastAsia="Times New Roman" w:cs="Times New Roman"/>
+                <w:b w:val="0"/>
+                <w:i w:val="0"/>
+                <w:sz w:val="22"/>
+              </w:rPr>
+            </w:r>
+          </w:p>
+        </w:tc>
+        <w:tc>
+          <w:tcPr>
+            <w:tcW w:type="dxa" w:w="4200"/>
+            <w:vAlign w:val="center"/>
+            <w:tcMar>
+              <w:top w:w="30" w:type="dxa"/>
+              <w:bottom w:w="30" w:type="dxa"/>
+              <w:left w:w="40" w:type="dxa"/>
+              <w:right w:w="40" w:type="dxa"/>
+            </w:tcMar>
+            <w:tcBorders>
+              <w:top w:val="single" w:sz="4" w:space="0" w:color="000000"/>
+              <w:left w:val="single" w:sz="4" w:space="0" w:color="000000"/>
+              <w:bottom w:val="single" w:sz="4" w:space="0" w:color="000000"/>
+              <w:right w:val="single" w:sz="4" w:space="0" w:color="000000"/>
+            </w:tcBorders>
+          </w:tcPr>
+          <w:p>
+            <w:pPr>
+              <w:spacing w:before="0" w:after="0" w:line="240" w:lineRule="auto"/>
+              <w:jc w:val="left"/>
+            </w:pPr>
+            <w:r>
+              <w:rPr>
+                <w:rFonts w:ascii="Times New Roman" w:hAnsi="Times New Roman" w:eastAsia="Times New Roman" w:cs="Times New Roman"/>
+                <w:b w:val="0"/>
+                <w:i w:val="0"/>
+                <w:sz w:val="22"/>
+              </w:rPr>
+              <w:t>3 - Fankatoavana ireo lahasa ao anatin’ny KALITAOM-PAMPIANARANA / FIANARANA izay miisa …… 04</w:t>
+            </w:r>
+          </w:p>
+        </w:tc>
+        <w:tc>
+          <w:tcPr>
+            <w:tcW w:type="dxa" w:w="2551"/>
+            <w:vMerge/>
+          </w:tcPr>
+          <w:p/>
+        </w:tc>
+      </w:tr>
+      <w:tr>
+        <w:tc>
+          <w:tcPr>
+            <w:tcW w:type="dxa" w:w="2551"/>
+            <w:vAlign w:val="center"/>
+            <w:tcMar>
+              <w:top w:w="30" w:type="dxa"/>
+              <w:bottom w:w="30" w:type="dxa"/>
+              <w:left w:w="40" w:type="dxa"/>
+              <w:right w:w="40" w:type="dxa"/>
+            </w:tcMar>
+            <w:vMerge/>
+          </w:tcPr>
+          <w:p>
+            <w:pPr>
+              <w:spacing w:before="0" w:after="0" w:line="240" w:lineRule="auto"/>
+              <w:jc w:val="left"/>
+            </w:pPr>
+            <w:r>
+              <w:rPr>
+                <w:rFonts w:ascii="Times New Roman" w:hAnsi="Times New Roman" w:eastAsia="Times New Roman" w:cs="Times New Roman"/>
+                <w:b w:val="0"/>
+                <w:i w:val="0"/>
+                <w:sz w:val="24"/>
+              </w:rPr>
+            </w:r>
+          </w:p>
+        </w:tc>
+        <w:tc>
+          <w:tcPr>
+            <w:tcW w:type="dxa" w:w="2551"/>
+            <w:vAlign w:val="center"/>
+            <w:tcMar>
+              <w:top w:w="30" w:type="dxa"/>
+              <w:bottom w:w="30" w:type="dxa"/>
+              <w:left w:w="40" w:type="dxa"/>
+              <w:right w:w="40" w:type="dxa"/>
+            </w:tcMar>
+            <w:vMerge/>
+          </w:tcPr>
+          <w:p>
+            <w:pPr>
+              <w:spacing w:before="0" w:after="0" w:line="240" w:lineRule="auto"/>
+              <w:jc w:val="left"/>
+            </w:pPr>
+            <w:r>
+              <w:rPr>
+                <w:rFonts w:ascii="Times New Roman" w:hAnsi="Times New Roman" w:eastAsia="Times New Roman" w:cs="Times New Roman"/>
+                <w:b w:val="0"/>
+                <w:i w:val="0"/>
+                <w:sz w:val="22"/>
+              </w:rPr>
+            </w:r>
+          </w:p>
+        </w:tc>
+        <w:tc>
+          <w:tcPr>
+            <w:tcW w:type="dxa" w:w="4200"/>
+            <w:vAlign w:val="center"/>
+            <w:tcMar>
+              <w:top w:w="30" w:type="dxa"/>
+              <w:bottom w:w="30" w:type="dxa"/>
+              <w:left w:w="40" w:type="dxa"/>
+              <w:right w:w="40" w:type="dxa"/>
+            </w:tcMar>
+            <w:tcBorders>
+              <w:top w:val="single" w:sz="4" w:space="0" w:color="000000"/>
+              <w:left w:val="single" w:sz="4" w:space="0" w:color="000000"/>
+              <w:bottom w:val="single" w:sz="4" w:space="0" w:color="000000"/>
+              <w:right w:val="single" w:sz="4" w:space="0" w:color="000000"/>
+            </w:tcBorders>
+          </w:tcPr>
+          <w:p>
+            <w:pPr>
+              <w:spacing w:before="0" w:after="0" w:line="240" w:lineRule="auto"/>
+              <w:jc w:val="left"/>
+            </w:pPr>
+            <w:r>
+              <w:rPr>
+                <w:rFonts w:ascii="Times New Roman" w:hAnsi="Times New Roman" w:eastAsia="Times New Roman" w:cs="Times New Roman"/>
+                <w:b w:val="0"/>
+                <w:i w:val="0"/>
+                <w:sz w:val="22"/>
+              </w:rPr>
+              <w:t>4 - Fankatoavana ireo lahasa ao anatin’ny FAMPANDEHANANA NY FEFFI izay miisa …… 03</w:t>
+            </w:r>
+          </w:p>
+        </w:tc>
+        <w:tc>
+          <w:tcPr>
+            <w:tcW w:type="dxa" w:w="2551"/>
+            <w:vMerge/>
+          </w:tcPr>
+          <w:p/>
         </w:tc>
       </w:tr>
     </w:tbl>
     <w:p>
       <w:pPr>
-        <w:spacing w:before="280" w:after="0"/>
-        <w:jc w:val="center"/>
+        <w:spacing w:before="160" w:after="0"/>
       </w:pPr>
       <w:r>
         <w:rPr>
           <w:rFonts w:ascii="Times New Roman" w:hAnsi="Times New Roman" w:eastAsia="Times New Roman" w:cs="Times New Roman"/>
           <w:b w:val="0"/>
-          <w:sz w:val="18"/>
+          <w:i w:val="0"/>
+          <w:sz w:val="24"/>
+        </w:rPr>
+      </w:r>
+    </w:p>
+    <w:p>
+      <w:pPr>
+        <w:spacing w:before="80" w:after="0"/>
+      </w:pPr>
+      <w:r>
+        <w:rPr>
+          <w:rFonts w:ascii="Times New Roman" w:hAnsi="Times New Roman" w:eastAsia="Times New Roman" w:cs="Times New Roman"/>
+          <w:b/>
+          <w:i w:val="0"/>
+          <w:sz w:val="24"/>
+        </w:rPr>
+        <w:t>Totalin’ny lahasa voalahatra : 12    ka ny lahasa 07 dia avy amin’ny entimanan’ny Vondrompiarahamonina (VOI).</w:t>
+      </w:r>
+    </w:p>
+    <w:p>
+      <w:pPr>
+        <w:spacing w:before="80" w:after="0"/>
+      </w:pPr>
+      <w:r>
+        <w:rPr>
+          <w:rFonts w:ascii="Times New Roman" w:hAnsi="Times New Roman" w:eastAsia="Times New Roman" w:cs="Times New Roman"/>
+          <w:b/>
+          <w:i w:val="0"/>
+          <w:sz w:val="24"/>
+        </w:rPr>
+        <w:t>Tetibidy novinavinaina : 9 389 500 Ar, ka ny 7 896 000 Ar dia avy amin’ny Vondrompiarahamonina ary ny 1 493 500 Ar avy amin’ny « Caisse Ecole ».</w:t>
+      </w:r>
+    </w:p>
+    <w:p>
+      <w:pPr>
+        <w:spacing w:before="80" w:after="0"/>
+      </w:pPr>
+      <w:r>
+        <w:rPr>
+          <w:rFonts w:ascii="Times New Roman" w:hAnsi="Times New Roman" w:eastAsia="Times New Roman" w:cs="Times New Roman"/>
+          <w:b w:val="0"/>
+          <w:i w:val="0"/>
+          <w:sz w:val="22"/>
+        </w:rPr>
+        <w:t>Ao anatin’ny lahasa « Fividianana fitaovana ho an’ny mpampianatra » : Programme d’études complet (6 sections) — 1 × 100 000 = 100 000 Ar (VOI).</w:t>
+      </w:r>
+    </w:p>
+    <w:p>
+      <w:pPr>
+        <w:spacing w:before="120" w:after="0"/>
+      </w:pPr>
+      <w:r>
+        <w:rPr>
+          <w:rFonts w:ascii="Times New Roman" w:hAnsi="Times New Roman" w:eastAsia="Times New Roman" w:cs="Times New Roman"/>
+          <w:b w:val="0"/>
+          <w:i w:val="0"/>
+          <w:sz w:val="24"/>
+        </w:rPr>
+        <w:t>Fitambaran’ny isan’ny Mpampianatra novinavinain’ny VOI horaisina an-tanana : 04</w:t>
+      </w:r>
+    </w:p>
+    <w:p>
+      <w:pPr>
+        <w:spacing w:before="80" w:after="0"/>
+      </w:pPr>
+      <w:r>
+        <w:rPr>
+          <w:rFonts w:ascii="Times New Roman" w:hAnsi="Times New Roman" w:eastAsia="Times New Roman" w:cs="Times New Roman"/>
+          <w:b w:val="0"/>
+          <w:i w:val="0"/>
+          <w:sz w:val="24"/>
+        </w:rPr>
+        <w:t>Totalin’ny Ora fanarenana voatokana : 108 Ora (kilasy voakasik’izany T2, T3, T4, T5)</w:t>
+      </w:r>
+    </w:p>
+    <w:p>
+      <w:pPr>
+        <w:spacing w:before="80" w:after="0"/>
+      </w:pPr>
+      <w:r>
+        <w:rPr>
+          <w:rFonts w:ascii="Times New Roman" w:hAnsi="Times New Roman" w:eastAsia="Times New Roman" w:cs="Times New Roman"/>
+          <w:b w:val="0"/>
+          <w:i w:val="0"/>
+          <w:sz w:val="24"/>
+        </w:rPr>
+        <w:t>Ankizy voailika niditra an-tsekoly : ……</w:t>
+      </w:r>
+    </w:p>
+    <w:p>
+      <w:pPr>
+        <w:spacing w:before="240" w:after="0"/>
+        <w:jc w:val="right"/>
+      </w:pPr>
+      <w:r>
+        <w:rPr>
+          <w:rFonts w:ascii="Times New Roman" w:hAnsi="Times New Roman" w:eastAsia="Times New Roman" w:cs="Times New Roman"/>
+          <w:b w:val="0"/>
+          <w:i w:val="0"/>
+          <w:sz w:val="24"/>
         </w:rPr>
         <w:t>Natao teto Andranomafana, androany faha-04 Septambra 2026</w:t>
       </w:r>
@@ -768,7 +944,8 @@
         <w:rPr>
           <w:rFonts w:ascii="Times New Roman" w:hAnsi="Times New Roman" w:eastAsia="Times New Roman" w:cs="Times New Roman"/>
           <w:b w:val="0"/>
-          <w:sz w:val="16"/>
+          <w:i w:val="0"/>
+          <w:sz w:val="22"/>
         </w:rPr>
         <w:t>Natao dika mitovy miisa dimy (5) ary ampiarahina amin’ny taratasy fanamarinana-pahatongavan’ireo mpandray anjara sy ny drafitrasan-tsekoly nankatoavina (TeSI).</w:t>
       </w:r>
@@ -779,21 +956,27 @@
         <w:tblLook w:firstColumn="1" w:firstRow="1" w:lastColumn="0" w:lastRow="0" w:noHBand="0" w:noVBand="1" w:val="04A0"/>
       </w:tblPr>
       <w:tblGrid>
-        <w:gridCol w:w="3515"/>
-        <w:gridCol w:w="3515"/>
-        <w:gridCol w:w="3515"/>
+        <w:gridCol w:w="3402"/>
+        <w:gridCol w:w="3402"/>
+        <w:gridCol w:w="3402"/>
       </w:tblGrid>
       <w:tr>
         <w:tc>
           <w:tcPr>
-            <w:tcW w:type="dxa" w:w="3515"/>
+            <w:tcW w:type="dxa" w:w="3402"/>
             <w:vAlign w:val="center"/>
             <w:tcMar>
-              <w:top w:w="40" w:type="dxa"/>
-              <w:bottom w:w="40" w:type="dxa"/>
+              <w:top w:w="30" w:type="dxa"/>
+              <w:bottom w:w="30" w:type="dxa"/>
               <w:left w:w="40" w:type="dxa"/>
               <w:right w:w="40" w:type="dxa"/>
             </w:tcMar>
+            <w:tcBorders>
+              <w:top w:val="nil"/>
+              <w:left w:val="nil"/>
+              <w:bottom w:val="nil"/>
+              <w:right w:val="nil"/>
+            </w:tcBorders>
           </w:tcPr>
           <w:p>
             <w:pPr>
@@ -804,7 +987,8 @@
               <w:rPr>
                 <w:rFonts w:ascii="Times New Roman" w:hAnsi="Times New Roman" w:eastAsia="Times New Roman" w:cs="Times New Roman"/>
                 <w:b w:val="0"/>
-                <w:sz w:val="16"/>
+                <w:i w:val="0"/>
+                <w:sz w:val="24"/>
               </w:rPr>
             </w:r>
           </w:p>
@@ -817,7 +1001,8 @@
               <w:rPr>
                 <w:rFonts w:ascii="Times New Roman" w:hAnsi="Times New Roman" w:eastAsia="Times New Roman" w:cs="Times New Roman"/>
                 <w:b w:val="0"/>
-                <w:sz w:val="16"/>
+                <w:i w:val="0"/>
+                <w:sz w:val="24"/>
               </w:rPr>
             </w:r>
           </w:p>
@@ -830,7 +1015,8 @@
               <w:rPr>
                 <w:rFonts w:ascii="Times New Roman" w:hAnsi="Times New Roman" w:eastAsia="Times New Roman" w:cs="Times New Roman"/>
                 <w:b w:val="0"/>
-                <w:sz w:val="16"/>
+                <w:i w:val="0"/>
+                <w:sz w:val="24"/>
               </w:rPr>
             </w:r>
           </w:p>
@@ -843,32 +1029,8 @@
               <w:rPr>
                 <w:rFonts w:ascii="Times New Roman" w:hAnsi="Times New Roman" w:eastAsia="Times New Roman" w:cs="Times New Roman"/>
                 <w:b w:val="0"/>
-                <w:sz w:val="16"/>
-              </w:rPr>
-            </w:r>
-          </w:p>
-        </w:tc>
-        <w:tc>
-          <w:tcPr>
-            <w:tcW w:type="dxa" w:w="3515"/>
-            <w:vAlign w:val="center"/>
-            <w:tcMar>
-              <w:top w:w="40" w:type="dxa"/>
-              <w:bottom w:w="40" w:type="dxa"/>
-              <w:left w:w="40" w:type="dxa"/>
-              <w:right w:w="40" w:type="dxa"/>
-            </w:tcMar>
-          </w:tcPr>
-          <w:p>
-            <w:pPr>
-              <w:spacing w:before="0" w:after="0" w:line="240" w:lineRule="auto"/>
-              <w:jc w:val="center"/>
-            </w:pPr>
-            <w:r>
-              <w:rPr>
-                <w:rFonts w:ascii="Times New Roman" w:hAnsi="Times New Roman" w:eastAsia="Times New Roman" w:cs="Times New Roman"/>
-                <w:b w:val="0"/>
-                <w:sz w:val="16"/>
+                <w:i w:val="0"/>
+                <w:sz w:val="24"/>
               </w:rPr>
             </w:r>
           </w:p>
@@ -881,7 +1043,8 @@
               <w:rPr>
                 <w:rFonts w:ascii="Times New Roman" w:hAnsi="Times New Roman" w:eastAsia="Times New Roman" w:cs="Times New Roman"/>
                 <w:b w:val="0"/>
-                <w:sz w:val="16"/>
+                <w:i w:val="0"/>
+                <w:sz w:val="24"/>
               </w:rPr>
             </w:r>
           </w:p>
@@ -894,7 +1057,40 @@
               <w:rPr>
                 <w:rFonts w:ascii="Times New Roman" w:hAnsi="Times New Roman" w:eastAsia="Times New Roman" w:cs="Times New Roman"/>
                 <w:b w:val="0"/>
-                <w:sz w:val="16"/>
+                <w:i w:val="0"/>
+                <w:sz w:val="24"/>
+              </w:rPr>
+            </w:r>
+          </w:p>
+        </w:tc>
+        <w:tc>
+          <w:tcPr>
+            <w:tcW w:type="dxa" w:w="3402"/>
+            <w:vAlign w:val="center"/>
+            <w:tcMar>
+              <w:top w:w="30" w:type="dxa"/>
+              <w:bottom w:w="30" w:type="dxa"/>
+              <w:left w:w="40" w:type="dxa"/>
+              <w:right w:w="40" w:type="dxa"/>
+            </w:tcMar>
+            <w:tcBorders>
+              <w:top w:val="nil"/>
+              <w:left w:val="nil"/>
+              <w:bottom w:val="nil"/>
+              <w:right w:val="nil"/>
+            </w:tcBorders>
+          </w:tcPr>
+          <w:p>
+            <w:pPr>
+              <w:spacing w:before="0" w:after="0" w:line="240" w:lineRule="auto"/>
+              <w:jc w:val="center"/>
+            </w:pPr>
+            <w:r>
+              <w:rPr>
+                <w:rFonts w:ascii="Times New Roman" w:hAnsi="Times New Roman" w:eastAsia="Times New Roman" w:cs="Times New Roman"/>
+                <w:b w:val="0"/>
+                <w:i w:val="0"/>
+                <w:sz w:val="24"/>
               </w:rPr>
             </w:r>
           </w:p>
@@ -907,32 +1103,8 @@
               <w:rPr>
                 <w:rFonts w:ascii="Times New Roman" w:hAnsi="Times New Roman" w:eastAsia="Times New Roman" w:cs="Times New Roman"/>
                 <w:b w:val="0"/>
-                <w:sz w:val="16"/>
-              </w:rPr>
-            </w:r>
-          </w:p>
-        </w:tc>
-        <w:tc>
-          <w:tcPr>
-            <w:tcW w:type="dxa" w:w="3515"/>
-            <w:vAlign w:val="center"/>
-            <w:tcMar>
-              <w:top w:w="40" w:type="dxa"/>
-              <w:bottom w:w="40" w:type="dxa"/>
-              <w:left w:w="40" w:type="dxa"/>
-              <w:right w:w="40" w:type="dxa"/>
-            </w:tcMar>
-          </w:tcPr>
-          <w:p>
-            <w:pPr>
-              <w:spacing w:before="0" w:after="0" w:line="240" w:lineRule="auto"/>
-              <w:jc w:val="center"/>
-            </w:pPr>
-            <w:r>
-              <w:rPr>
-                <w:rFonts w:ascii="Times New Roman" w:hAnsi="Times New Roman" w:eastAsia="Times New Roman" w:cs="Times New Roman"/>
-                <w:b w:val="0"/>
-                <w:sz w:val="16"/>
+                <w:i w:val="0"/>
+                <w:sz w:val="24"/>
               </w:rPr>
             </w:r>
           </w:p>
@@ -945,7 +1117,8 @@
               <w:rPr>
                 <w:rFonts w:ascii="Times New Roman" w:hAnsi="Times New Roman" w:eastAsia="Times New Roman" w:cs="Times New Roman"/>
                 <w:b w:val="0"/>
-                <w:sz w:val="16"/>
+                <w:i w:val="0"/>
+                <w:sz w:val="24"/>
               </w:rPr>
             </w:r>
           </w:p>
@@ -958,7 +1131,8 @@
               <w:rPr>
                 <w:rFonts w:ascii="Times New Roman" w:hAnsi="Times New Roman" w:eastAsia="Times New Roman" w:cs="Times New Roman"/>
                 <w:b w:val="0"/>
-                <w:sz w:val="16"/>
+                <w:i w:val="0"/>
+                <w:sz w:val="24"/>
               </w:rPr>
             </w:r>
           </w:p>
@@ -971,7 +1145,124 @@
               <w:rPr>
                 <w:rFonts w:ascii="Times New Roman" w:hAnsi="Times New Roman" w:eastAsia="Times New Roman" w:cs="Times New Roman"/>
                 <w:b w:val="0"/>
-                <w:sz w:val="16"/>
+                <w:i w:val="0"/>
+                <w:sz w:val="24"/>
+              </w:rPr>
+            </w:r>
+          </w:p>
+          <w:p>
+            <w:pPr>
+              <w:spacing w:before="0" w:after="0" w:line="240" w:lineRule="auto"/>
+              <w:jc w:val="center"/>
+            </w:pPr>
+            <w:r>
+              <w:rPr>
+                <w:rFonts w:ascii="Times New Roman" w:hAnsi="Times New Roman" w:eastAsia="Times New Roman" w:cs="Times New Roman"/>
+                <w:b w:val="0"/>
+                <w:i w:val="0"/>
+                <w:sz w:val="24"/>
+              </w:rPr>
+            </w:r>
+          </w:p>
+        </w:tc>
+        <w:tc>
+          <w:tcPr>
+            <w:tcW w:type="dxa" w:w="3402"/>
+            <w:vAlign w:val="center"/>
+            <w:tcMar>
+              <w:top w:w="30" w:type="dxa"/>
+              <w:bottom w:w="30" w:type="dxa"/>
+              <w:left w:w="40" w:type="dxa"/>
+              <w:right w:w="40" w:type="dxa"/>
+            </w:tcMar>
+            <w:tcBorders>
+              <w:top w:val="nil"/>
+              <w:left w:val="nil"/>
+              <w:bottom w:val="nil"/>
+              <w:right w:val="nil"/>
+            </w:tcBorders>
+          </w:tcPr>
+          <w:p>
+            <w:pPr>
+              <w:spacing w:before="0" w:after="0" w:line="240" w:lineRule="auto"/>
+              <w:jc w:val="center"/>
+            </w:pPr>
+            <w:r>
+              <w:rPr>
+                <w:rFonts w:ascii="Times New Roman" w:hAnsi="Times New Roman" w:eastAsia="Times New Roman" w:cs="Times New Roman"/>
+                <w:b w:val="0"/>
+                <w:i w:val="0"/>
+                <w:sz w:val="24"/>
+              </w:rPr>
+            </w:r>
+          </w:p>
+          <w:p>
+            <w:pPr>
+              <w:spacing w:before="0" w:after="0" w:line="240" w:lineRule="auto"/>
+              <w:jc w:val="center"/>
+            </w:pPr>
+            <w:r>
+              <w:rPr>
+                <w:rFonts w:ascii="Times New Roman" w:hAnsi="Times New Roman" w:eastAsia="Times New Roman" w:cs="Times New Roman"/>
+                <w:b w:val="0"/>
+                <w:i w:val="0"/>
+                <w:sz w:val="24"/>
+              </w:rPr>
+            </w:r>
+          </w:p>
+          <w:p>
+            <w:pPr>
+              <w:spacing w:before="0" w:after="0" w:line="240" w:lineRule="auto"/>
+              <w:jc w:val="center"/>
+            </w:pPr>
+            <w:r>
+              <w:rPr>
+                <w:rFonts w:ascii="Times New Roman" w:hAnsi="Times New Roman" w:eastAsia="Times New Roman" w:cs="Times New Roman"/>
+                <w:b w:val="0"/>
+                <w:i w:val="0"/>
+                <w:sz w:val="24"/>
+              </w:rPr>
+            </w:r>
+          </w:p>
+          <w:p>
+            <w:pPr>
+              <w:spacing w:before="0" w:after="0" w:line="240" w:lineRule="auto"/>
+              <w:jc w:val="center"/>
+            </w:pPr>
+            <w:r>
+              <w:rPr>
+                <w:rFonts w:ascii="Times New Roman" w:hAnsi="Times New Roman" w:eastAsia="Times New Roman" w:cs="Times New Roman"/>
+                <w:b w:val="0"/>
+                <w:i w:val="0"/>
+                <w:sz w:val="24"/>
+              </w:rPr>
+            </w:r>
+          </w:p>
+          <w:p>
+            <w:pPr>
+              <w:spacing w:before="0" w:after="0" w:line="240" w:lineRule="auto"/>
+              <w:jc w:val="center"/>
+            </w:pPr>
+            <w:r>
+              <w:rPr>
+                <w:rFonts w:ascii="Times New Roman" w:hAnsi="Times New Roman" w:eastAsia="Times New Roman" w:cs="Times New Roman"/>
+                <w:b w:val="0"/>
+                <w:i w:val="0"/>
+                <w:sz w:val="24"/>
+              </w:rPr>
+            </w:r>
+          </w:p>
+          <w:p>
+            <w:pPr>
+              <w:spacing w:before="0" w:after="0" w:line="240" w:lineRule="auto"/>
+              <w:jc w:val="center"/>
+            </w:pPr>
+            <w:r>
+              <w:rPr>
+                <w:rFonts w:ascii="Times New Roman" w:hAnsi="Times New Roman" w:eastAsia="Times New Roman" w:cs="Times New Roman"/>
+                <w:b w:val="0"/>
+                <w:i w:val="0"/>
+                <w:sz w:val="24"/>
               </w:rPr>
             </w:r>
           </w:p>
@@ -980,14 +1271,20 @@
       <w:tr>
         <w:tc>
           <w:tcPr>
-            <w:tcW w:type="dxa" w:w="3515"/>
+            <w:tcW w:type="dxa" w:w="3402"/>
             <w:vAlign w:val="center"/>
             <w:tcMar>
-              <w:top w:w="40" w:type="dxa"/>
-              <w:bottom w:w="40" w:type="dxa"/>
+              <w:top w:w="30" w:type="dxa"/>
+              <w:bottom w:w="30" w:type="dxa"/>
               <w:left w:w="40" w:type="dxa"/>
               <w:right w:w="40" w:type="dxa"/>
             </w:tcMar>
+            <w:tcBorders>
+              <w:top w:val="nil"/>
+              <w:left w:val="nil"/>
+              <w:bottom w:val="nil"/>
+              <w:right w:val="nil"/>
+            </w:tcBorders>
           </w:tcPr>
           <w:p>
             <w:pPr>
@@ -998,36 +1295,29 @@
               <w:rPr>
                 <w:rFonts w:ascii="Times New Roman" w:hAnsi="Times New Roman" w:eastAsia="Times New Roman" w:cs="Times New Roman"/>
                 <w:b/>
-                <w:sz w:val="16"/>
+                <w:i w:val="0"/>
+                <w:sz w:val="24"/>
               </w:rPr>
               <w:t>Ny Filohan’ny Birao Maharitra</w:t>
-            </w:r>
-          </w:p>
-          <w:p>
-            <w:pPr>
-              <w:spacing w:before="0" w:after="0" w:line="240" w:lineRule="auto"/>
-              <w:jc w:val="center"/>
-            </w:pPr>
-            <w:r>
-              <w:rPr>
-                <w:rFonts w:ascii="Times New Roman" w:hAnsi="Times New Roman" w:eastAsia="Times New Roman" w:cs="Times New Roman"/>
-                <w:b/>
-                <w:sz w:val="16"/>
-              </w:rPr>
-              <w:t>RAZAFIMANDAHATRA Maxim</w:t>
             </w:r>
           </w:p>
         </w:tc>
         <w:tc>
           <w:tcPr>
-            <w:tcW w:type="dxa" w:w="3515"/>
+            <w:tcW w:type="dxa" w:w="3402"/>
             <w:vAlign w:val="center"/>
             <w:tcMar>
-              <w:top w:w="40" w:type="dxa"/>
-              <w:bottom w:w="40" w:type="dxa"/>
+              <w:top w:w="30" w:type="dxa"/>
+              <w:bottom w:w="30" w:type="dxa"/>
               <w:left w:w="40" w:type="dxa"/>
               <w:right w:w="40" w:type="dxa"/>
             </w:tcMar>
+            <w:tcBorders>
+              <w:top w:val="nil"/>
+              <w:left w:val="nil"/>
+              <w:bottom w:val="nil"/>
+              <w:right w:val="nil"/>
+            </w:tcBorders>
           </w:tcPr>
           <w:p>
             <w:pPr>
@@ -1038,36 +1328,29 @@
               <w:rPr>
                 <w:rFonts w:ascii="Times New Roman" w:hAnsi="Times New Roman" w:eastAsia="Times New Roman" w:cs="Times New Roman"/>
                 <w:b/>
-                <w:sz w:val="16"/>
+                <w:i w:val="0"/>
+                <w:sz w:val="24"/>
               </w:rPr>
               <w:t>Ny Tale</w:t>
-            </w:r>
-          </w:p>
-          <w:p>
-            <w:pPr>
-              <w:spacing w:before="0" w:after="0" w:line="240" w:lineRule="auto"/>
-              <w:jc w:val="center"/>
-            </w:pPr>
-            <w:r>
-              <w:rPr>
-                <w:rFonts w:ascii="Times New Roman" w:hAnsi="Times New Roman" w:eastAsia="Times New Roman" w:cs="Times New Roman"/>
-                <w:b/>
-                <w:sz w:val="16"/>
-              </w:rPr>
-              <w:t>RANDRIANANTENAINA H.L. Juno</w:t>
             </w:r>
           </w:p>
         </w:tc>
         <w:tc>
           <w:tcPr>
-            <w:tcW w:type="dxa" w:w="3515"/>
+            <w:tcW w:type="dxa" w:w="3402"/>
             <w:vAlign w:val="center"/>
             <w:tcMar>
-              <w:top w:w="40" w:type="dxa"/>
-              <w:bottom w:w="40" w:type="dxa"/>
+              <w:top w:w="30" w:type="dxa"/>
+              <w:bottom w:w="30" w:type="dxa"/>
               <w:left w:w="40" w:type="dxa"/>
               <w:right w:w="40" w:type="dxa"/>
             </w:tcMar>
+            <w:tcBorders>
+              <w:top w:val="nil"/>
+              <w:left w:val="nil"/>
+              <w:bottom w:val="nil"/>
+              <w:right w:val="nil"/>
+            </w:tcBorders>
           </w:tcPr>
           <w:p>
             <w:pPr>
@@ -1078,11 +1361,32 @@
               <w:rPr>
                 <w:rFonts w:ascii="Times New Roman" w:hAnsi="Times New Roman" w:eastAsia="Times New Roman" w:cs="Times New Roman"/>
                 <w:b/>
-                <w:sz w:val="16"/>
+                <w:i w:val="0"/>
+                <w:sz w:val="24"/>
               </w:rPr>
               <w:t>Ny Mpandrindra ny Fivoriambe</w:t>
             </w:r>
           </w:p>
+        </w:tc>
+      </w:tr>
+      <w:tr>
+        <w:tc>
+          <w:tcPr>
+            <w:tcW w:type="dxa" w:w="3402"/>
+            <w:vAlign w:val="center"/>
+            <w:tcMar>
+              <w:top w:w="30" w:type="dxa"/>
+              <w:bottom w:w="30" w:type="dxa"/>
+              <w:left w:w="40" w:type="dxa"/>
+              <w:right w:w="40" w:type="dxa"/>
+            </w:tcMar>
+            <w:tcBorders>
+              <w:top w:val="nil"/>
+              <w:left w:val="nil"/>
+              <w:bottom w:val="nil"/>
+              <w:right w:val="nil"/>
+            </w:tcBorders>
+          </w:tcPr>
           <w:p>
             <w:pPr>
               <w:spacing w:before="0" w:after="0" w:line="240" w:lineRule="auto"/>
@@ -1091,10 +1395,77 @@
             <w:r>
               <w:rPr>
                 <w:rFonts w:ascii="Times New Roman" w:hAnsi="Times New Roman" w:eastAsia="Times New Roman" w:cs="Times New Roman"/>
-                <w:b/>
-                <w:sz w:val="16"/>
+                <w:b w:val="0"/>
+                <w:i w:val="0"/>
+                <w:sz w:val="22"/>
               </w:rPr>
-              <w:t>LEDARASON</w:t>
+              <w:t>RAZAFIMANDAHATRA Maxim</w:t>
+            </w:r>
+          </w:p>
+        </w:tc>
+        <w:tc>
+          <w:tcPr>
+            <w:tcW w:type="dxa" w:w="3402"/>
+            <w:vAlign w:val="center"/>
+            <w:tcMar>
+              <w:top w:w="30" w:type="dxa"/>
+              <w:bottom w:w="30" w:type="dxa"/>
+              <w:left w:w="40" w:type="dxa"/>
+              <w:right w:w="40" w:type="dxa"/>
+            </w:tcMar>
+            <w:tcBorders>
+              <w:top w:val="nil"/>
+              <w:left w:val="nil"/>
+              <w:bottom w:val="nil"/>
+              <w:right w:val="nil"/>
+            </w:tcBorders>
+          </w:tcPr>
+          <w:p>
+            <w:pPr>
+              <w:spacing w:before="0" w:after="0" w:line="240" w:lineRule="auto"/>
+              <w:jc w:val="center"/>
+            </w:pPr>
+            <w:r>
+              <w:rPr>
+                <w:rFonts w:ascii="Times New Roman" w:hAnsi="Times New Roman" w:eastAsia="Times New Roman" w:cs="Times New Roman"/>
+                <w:b w:val="0"/>
+                <w:i w:val="0"/>
+                <w:sz w:val="22"/>
+              </w:rPr>
+              <w:t>RANDRIANANTENAINA H.L. Juno</w:t>
+            </w:r>
+          </w:p>
+        </w:tc>
+        <w:tc>
+          <w:tcPr>
+            <w:tcW w:type="dxa" w:w="3402"/>
+            <w:vAlign w:val="center"/>
+            <w:tcMar>
+              <w:top w:w="30" w:type="dxa"/>
+              <w:bottom w:w="30" w:type="dxa"/>
+              <w:left w:w="40" w:type="dxa"/>
+              <w:right w:w="40" w:type="dxa"/>
+            </w:tcMar>
+            <w:tcBorders>
+              <w:top w:val="nil"/>
+              <w:left w:val="nil"/>
+              <w:bottom w:val="nil"/>
+              <w:right w:val="nil"/>
+            </w:tcBorders>
+          </w:tcPr>
+          <w:p>
+            <w:pPr>
+              <w:spacing w:before="0" w:after="0" w:line="240" w:lineRule="auto"/>
+              <w:jc w:val="center"/>
+            </w:pPr>
+            <w:r>
+              <w:rPr>
+                <w:rFonts w:ascii="Times New Roman" w:hAnsi="Times New Roman" w:eastAsia="Times New Roman" w:cs="Times New Roman"/>
+                <w:b w:val="0"/>
+                <w:i w:val="0"/>
+                <w:sz w:val="22"/>
+              </w:rPr>
+              <w:t>LETSARASON</w:t>
             </w:r>
           </w:p>
         </w:tc>
@@ -1102,14 +1473,15 @@
     </w:tbl>
     <w:p>
       <w:pPr>
-        <w:spacing w:before="400" w:after="0"/>
+        <w:spacing w:before="480" w:after="0"/>
         <w:jc w:val="center"/>
       </w:pPr>
       <w:r>
         <w:rPr>
           <w:rFonts w:ascii="Times New Roman" w:hAnsi="Times New Roman" w:eastAsia="Times New Roman" w:cs="Times New Roman"/>
           <w:b/>
-          <w:sz w:val="20"/>
+          <w:i w:val="0"/>
+          <w:sz w:val="24"/>
         </w:rPr>
         <w:br/>
         <w:br/>
@@ -1118,7 +1490,7 @@
     </w:p>
     <w:sectPr>
       <w:pgSz w:w="11906" w:h="16838"/>
-      <w:pgMar w:top="680" w:right="680" w:bottom="680" w:left="680" w:header="720" w:footer="720" w:gutter="0"/>
+      <w:pgMar w:top="680" w:right="850" w:bottom="680" w:left="850" w:header="720" w:footer="720" w:gutter="0"/>
       <w:cols w:space="720"/>
       <w:docGrid w:linePitch="360"/>
     </w:sectPr>

--- a/Tatitra-Fankatoavana-TeSI-2026-2027.docx
+++ b/Tatitra-Fankatoavana-TeSI-2026-2027.docx
@@ -826,20 +826,7 @@
     </w:tbl>
     <w:p>
       <w:pPr>
-        <w:spacing w:before="160" w:after="0"/>
-      </w:pPr>
-      <w:r>
-        <w:rPr>
-          <w:rFonts w:ascii="Times New Roman" w:hAnsi="Times New Roman" w:eastAsia="Times New Roman" w:cs="Times New Roman"/>
-          <w:b w:val="0"/>
-          <w:i w:val="0"/>
-          <w:sz w:val="24"/>
-        </w:rPr>
-      </w:r>
-    </w:p>
-    <w:p>
-      <w:pPr>
-        <w:spacing w:before="80" w:after="0"/>
+        <w:spacing w:before="200" w:after="0"/>
       </w:pPr>
       <w:r>
         <w:rPr>
@@ -862,7 +849,7 @@
           <w:i w:val="0"/>
           <w:sz w:val="24"/>
         </w:rPr>
-        <w:t>Tetibidy novinavinaina : 9 389 500 Ar, ka ny 7 896 000 Ar dia avy amin’ny Vondrompiarahamonina ary ny 1 493 500 Ar avy amin’ny « Caisse Ecole ».</w:t>
+        <w:t>Tetibidy novinavinaina : 9 386 000 Ar, ka ny 7 895 000 Ar dia avy amin’ny Vondrompiarahamonina ary ny 1 491 000 Ar avy amin’ny « Caisse Ecole ».</w:t>
       </w:r>
     </w:p>
     <w:p>
